--- a/lebenslauf-vorlage.docx
+++ b/lebenslauf-vorlage.docx
@@ -4,17 +4,131 @@
   <w:body>
     <w:p>
       <w:pPr>
-        <w:spacing w:after="140"/>
+        <w:spacing w:after="80"/>
+      </w:pPr>
+      <w:r>
+        <w:rPr>
+          <w:b/>
+          <w:bCs/>
+          <w:color w:val="191919"/>
+          <w:sz w:val="26"/>
+          <w:szCs w:val="26"/>
+        </w:rPr>
+        <w:t xml:space="preserve">⚡ SCHICK DIESES DOKUMENT AN CLAUDE – ER FÜLLT ES FÜR DICH AUS</w:t>
+      </w:r>
+    </w:p>
+    <w:p>
+      <w:pPr>
+        <w:spacing w:after="60"/>
+      </w:pPr>
+      <w:r>
+        <w:rPr>
+          <w:sz w:val="21"/>
+          <w:szCs w:val="21"/>
+        </w:rPr>
+        <w:t xml:space="preserve">Du musst hier nichts selbst ausfüllen. So geht's:</w:t>
+      </w:r>
+    </w:p>
+    <w:p>
+      <w:pPr>
+        <w:spacing w:after="60"/>
+      </w:pPr>
+      <w:r>
+        <w:rPr>
+          <w:sz w:val="21"/>
+          <w:szCs w:val="21"/>
+        </w:rPr>
+        <w:t xml:space="preserve">1.  Öffne claude.ai (kostenlos).</w:t>
+      </w:r>
+    </w:p>
+    <w:p>
+      <w:pPr>
+        <w:spacing w:after="60"/>
+      </w:pPr>
+      <w:r>
+        <w:rPr>
+          <w:sz w:val="21"/>
+          <w:szCs w:val="21"/>
+        </w:rPr>
+        <w:t xml:space="preserve">2.  Schick Claude ZWEI Dateien: dieses Word-Dokument + deinen jetzigen Lebenslauf (Word, PDF oder einfach ein Foto).</w:t>
+      </w:r>
+    </w:p>
+    <w:p>
+      <w:pPr>
+        <w:spacing w:after="60"/>
+      </w:pPr>
+      <w:r>
+        <w:rPr>
+          <w:sz w:val="21"/>
+          <w:szCs w:val="21"/>
+        </w:rPr>
+        <w:t xml:space="preserve">3.  Kopiere diesen Satz dazu und schick ab:</w:t>
+      </w:r>
+    </w:p>
+    <w:p>
+      <w:pPr>
+        <w:pBdr>
+          <w:top w:val="single" w:color="A8842E" w:sz="6"/>
+          <w:bottom w:val="single" w:color="A8842E" w:sz="6"/>
+          <w:left w:val="single" w:color="A8842E" w:sz="6"/>
+          <w:right w:val="single" w:color="A8842E" w:sz="6"/>
+        </w:pBdr>
+        <w:shd w:fill="F6F1E3" w:val="clear"/>
+        <w:spacing w:after="60"/>
+        <w:ind w:left="120" w:right="120"/>
+      </w:pPr>
+      <w:r>
+        <w:rPr>
+          <w:i/>
+          <w:iCs/>
+          <w:sz w:val="20"/>
+          <w:szCs w:val="20"/>
+        </w:rPr>
+        <w:t xml:space="preserve">Fülle die angehängte Missionfrei-Lebenslauf-Vorlage mit den Daten aus meinem jetzigen Lebenslauf aus. Behalte exakt Aufbau und Reihenfolge der Vorlage, formuliere meine Aufgaben als konkrete Erfolge mit Zahlen, ergänze meine Remote-Skills ehrlich, maximal 2 Seiten, auf Deutsch. Gib mir den fertig ausgefüllten Lebenslauf als Word-Dokument zum Download.</w:t>
+      </w:r>
+    </w:p>
+    <w:p>
+      <w:pPr>
+        <w:spacing w:after="60"/>
+      </w:pPr>
+      <w:r>
+        <w:rPr>
+          <w:sz w:val="21"/>
+          <w:szCs w:val="21"/>
+        </w:rPr>
+        <w:t xml:space="preserve">4.  Claude gibt dir das fertige Dokument zurück – kurz prüfen, speichern, fertig.</w:t>
+      </w:r>
+    </w:p>
+    <w:p>
+      <w:pPr>
+        <w:spacing w:after="100"/>
       </w:pPr>
       <w:r>
         <w:rPr>
           <w:i/>
           <w:iCs/>
           <w:color w:val="6F6B60"/>
-          <w:sz w:val="18"/>
-          <w:szCs w:val="18"/>
-        </w:rPr>
-        <w:t xml:space="preserve">Vorlage: Ersetze alle [Platzhalter] durch deine Angaben und lösche danach diese Zeile. Maximal 2 Seiten, keine Fotos nötig.</w:t>
+          <w:sz w:val="19"/>
+          <w:szCs w:val="19"/>
+        </w:rPr>
+        <w:t xml:space="preserve">Kein alter Lebenslauf vorhanden? Dann schreib Claude einfach in Stichpunkten, was du bisher gearbeitet hast – gleicher Satz, gleiche Vorlage.</w:t>
+      </w:r>
+    </w:p>
+    <w:p>
+      <w:pPr>
+        <w:spacing w:after="200" w:before="240"/>
+        <w:jc w:val="center"/>
+      </w:pPr>
+      <w:r>
+        <w:rPr>
+          <w:b/>
+          <w:bCs/>
+          <w:color w:val="6F6B60"/>
+          <w:spacing w:val="40"/>
+          <w:sz w:val="22"/>
+          <w:szCs w:val="22"/>
+        </w:rPr>
+        <w:t xml:space="preserve">———  DIE VORLAGE  ———</w:t>
       </w:r>
     </w:p>
     <w:p>
@@ -56,7 +170,7 @@
           <w:sz w:val="19"/>
           <w:szCs w:val="19"/>
         </w:rPr>
-        <w:t xml:space="preserve">[Stadt, Land] · [E-Mail] · [Telefon/WhatsApp] · [LinkedIn-URL] · [ggf. Loom-Vorstellungsvideo-Link]</w:t>
+        <w:t xml:space="preserve">[Stadt, Land] · [E-Mail] · [Telefon/WhatsApp] · [LinkedIn-URL] · [optional: Link zu deinem 90-Sekunden-Vorstellungsvideo]</w:t>
       </w:r>
     </w:p>
     <w:p>
@@ -88,7 +202,7 @@
         <w:spacing w:after="120"/>
       </w:pPr>
       <w:r>
-        <w:t xml:space="preserve">[3 Sätze: Wer du bist, was du kannst, was du suchst. Beispiel: Strukturierte Bürokauffrau mit 4 Jahren Erfahrung in Kundenservice und Backoffice. Ich arbeite eigenständig, remote-erprobt und suche eine langfristige Remote-Position im Support. Verfügbar ab sofort, bis zu 40 h/Woche.]</w:t>
+        <w:t xml:space="preserve">[3 Sätze: Wer du bist, was du am besten kannst, was du suchst – und ab wann du verfügbar bist.]</w:t>
       </w:r>
     </w:p>
     <w:p>
@@ -116,7 +230,7 @@
           <w:b/>
           <w:bCs/>
         </w:rPr>
-        <w:t xml:space="preserve">[Position] – [Firma], [Ort/Remote]</w:t>
+        <w:t xml:space="preserve">[Position] – [Firma], [Ort oder Remote]</w:t>
       </w:r>
     </w:p>
     <w:p>
@@ -129,7 +243,7 @@
           <w:sz w:val="19"/>
           <w:szCs w:val="19"/>
         </w:rPr>
-        <w:t xml:space="preserve">[MM/JJJJ] – [MM/JJJJ bzw. heute]</w:t>
+        <w:t xml:space="preserve">[MM/JJJJ] – [MM/JJJJ oder heute]</w:t>
       </w:r>
     </w:p>
     <w:p>
@@ -146,7 +260,7 @@
           <w:sz w:val="21"/>
           <w:szCs w:val="21"/>
         </w:rPr>
-        <w:t xml:space="preserve">[Aufgabe/Erfolg mit Zahl, z. B.: 50+ Kundenanfragen täglich per E-Mail &amp; Chat beantwortet]</w:t>
+        <w:t xml:space="preserve">[Erfolg mit Zahl: z. B. 50+ Kundenanfragen täglich per E-Mail &amp; Chat gelöst]</w:t>
       </w:r>
     </w:p>
     <w:p>
@@ -163,7 +277,7 @@
           <w:sz w:val="21"/>
           <w:szCs w:val="21"/>
         </w:rPr>
-        <w:t xml:space="preserve">[Aufgabe/Erfolg, z. B.: Terminplanung und Rechnungsvorbereitung für 3 Führungskräfte]</w:t>
+        <w:t xml:space="preserve">[Verantwortung: z. B. Terminplanung und Rechnungsvorbereitung für 3 Führungskräfte]</w:t>
       </w:r>
     </w:p>
     <w:p>
@@ -180,7 +294,7 @@
           <w:sz w:val="21"/>
           <w:szCs w:val="21"/>
         </w:rPr>
-        <w:t xml:space="preserve">[Tools, z. B.: Gearbeitet mit Zendesk, Google Workspace, Slack]</w:t>
+        <w:t xml:space="preserve">[Tools: z. B. Zendesk, Google Workspace, Slack]</w:t>
       </w:r>
     </w:p>
     <w:p>
@@ -192,7 +306,7 @@
           <w:b/>
           <w:bCs/>
         </w:rPr>
-        <w:t xml:space="preserve">[Position] – [Firma], [Ort]</w:t>
+        <w:t xml:space="preserve">[Vorherige Position] – [Firma], [Ort]</w:t>
       </w:r>
     </w:p>
     <w:p>
@@ -222,7 +336,7 @@
           <w:sz w:val="21"/>
           <w:szCs w:val="21"/>
         </w:rPr>
-        <w:t xml:space="preserve">[Aufgabe/Erfolg]</w:t>
+        <w:t xml:space="preserve">[Erfolg/Aufgabe]</w:t>
       </w:r>
     </w:p>
     <w:p>
@@ -239,7 +353,7 @@
           <w:sz w:val="21"/>
           <w:szCs w:val="21"/>
         </w:rPr>
-        <w:t xml:space="preserve">[Aufgabe/Erfolg]</w:t>
+        <w:t xml:space="preserve">[Erfolg/Aufgabe]</w:t>
       </w:r>
     </w:p>
     <w:p>
@@ -272,7 +386,7 @@
           <w:sz w:val="21"/>
           <w:szCs w:val="21"/>
         </w:rPr>
-        <w:t xml:space="preserve">Selbstorganisation: [z. B. eigenständiges Arbeiten im Homeoffice seit 20XX, eigener Arbeitsplatz, stabiles Internet]</w:t>
+        <w:t xml:space="preserve">Selbstorganisation: [z. B. eigenverantwortliches Arbeiten, fester Arbeitsplatz, stabiles Internet]</w:t>
       </w:r>
     </w:p>
     <w:p>
@@ -306,7 +420,7 @@
           <w:sz w:val="21"/>
           <w:szCs w:val="21"/>
         </w:rPr>
-        <w:t xml:space="preserve">Kommunikation: [z. B. schriftlich stark, telefonsicher, Erfahrung mit Kunden]</w:t>
+        <w:t xml:space="preserve">Kommunikation: [z. B. schriftlich stark, telefonsicher, kundenerprobt]</w:t>
       </w:r>
     </w:p>
     <w:p>
@@ -343,7 +457,7 @@
           <w:sz w:val="19"/>
           <w:szCs w:val="19"/>
         </w:rPr>
-        <w:t xml:space="preserve">[Relevante Kurse/Zertifikate, z. B. HubSpot Customer Service Zertifikat, 2026]</w:t>
+        <w:t xml:space="preserve">[Zertifikate, z. B. HubSpot Customer Service Zertifikat, 2026]</w:t>
       </w:r>
     </w:p>
     <w:p>
@@ -367,7 +481,7 @@
         <w:spacing w:after="120"/>
       </w:pPr>
       <w:r>
-        <w:t xml:space="preserve">Deutsch (Muttersprache) · Englisch ([A2/B1/B2/C1]) · [weitere]</w:t>
+        <w:t xml:space="preserve">Deutsch (Muttersprache) · Englisch ([A2–C1]) · [weitere]</w:t>
       </w:r>
     </w:p>
     <w:sectPr>

--- a/lebenslauf-vorlage.docx
+++ b/lebenslauf-vorlage.docx
@@ -4,25 +4,27 @@
   <w:body>
     <w:p>
       <w:pPr>
-        <w:spacing w:after="80"/>
+        <w:spacing w:after="200" w:line="340"/>
       </w:pPr>
       <w:r>
         <w:rPr>
           <w:b/>
           <w:bCs/>
           <w:color w:val="191919"/>
-          <w:sz w:val="26"/>
-          <w:szCs w:val="26"/>
+          <w:sz w:val="27"/>
+          <w:szCs w:val="27"/>
         </w:rPr>
         <w:t xml:space="preserve">⚡ SCHICK DIESES DOKUMENT AN CLAUDE – ER FÜLLT ES FÜR DICH AUS</w:t>
       </w:r>
     </w:p>
     <w:p>
       <w:pPr>
-        <w:spacing w:after="60"/>
-      </w:pPr>
-      <w:r>
-        <w:rPr>
+        <w:spacing w:after="110" w:line="330"/>
+      </w:pPr>
+      <w:r>
+        <w:rPr>
+          <w:b w:val="false"/>
+          <w:bCs w:val="false"/>
           <w:sz w:val="21"/>
           <w:szCs w:val="21"/>
         </w:rPr>
@@ -31,51 +33,57 @@
     </w:p>
     <w:p>
       <w:pPr>
-        <w:spacing w:after="60"/>
-      </w:pPr>
-      <w:r>
-        <w:rPr>
-          <w:sz w:val="21"/>
-          <w:szCs w:val="21"/>
-        </w:rPr>
-        <w:t xml:space="preserve">1.  Öffne claude.ai (kostenlos).</w:t>
-      </w:r>
-    </w:p>
-    <w:p>
-      <w:pPr>
-        <w:spacing w:after="60"/>
-      </w:pPr>
-      <w:r>
-        <w:rPr>
-          <w:sz w:val="21"/>
-          <w:szCs w:val="21"/>
-        </w:rPr>
-        <w:t xml:space="preserve">2.  Schick Claude ZWEI Dateien: dieses Word-Dokument + deinen jetzigen Lebenslauf (Word, PDF oder einfach ein Foto).</w:t>
-      </w:r>
-    </w:p>
-    <w:p>
-      <w:pPr>
-        <w:spacing w:after="60"/>
-      </w:pPr>
-      <w:r>
-        <w:rPr>
-          <w:sz w:val="21"/>
-          <w:szCs w:val="21"/>
-        </w:rPr>
-        <w:t xml:space="preserve">3.  Kopiere diesen Satz dazu und schick ab:</w:t>
+        <w:spacing w:after="110" w:line="330"/>
+      </w:pPr>
+      <w:r>
+        <w:rPr>
+          <w:b w:val="false"/>
+          <w:bCs w:val="false"/>
+          <w:sz w:val="21"/>
+          <w:szCs w:val="21"/>
+        </w:rPr>
+        <w:t xml:space="preserve">1.   Öffne claude.ai (kostenlos).</w:t>
+      </w:r>
+    </w:p>
+    <w:p>
+      <w:pPr>
+        <w:spacing w:after="110" w:line="330"/>
+      </w:pPr>
+      <w:r>
+        <w:rPr>
+          <w:b w:val="false"/>
+          <w:bCs w:val="false"/>
+          <w:sz w:val="21"/>
+          <w:szCs w:val="21"/>
+        </w:rPr>
+        <w:t xml:space="preserve">2.   Schick Claude zwei Dateien: dieses Word-Dokument + deinen jetzigen Lebenslauf (Word, PDF oder einfach ein Foto).</w:t>
+      </w:r>
+    </w:p>
+    <w:p>
+      <w:pPr>
+        <w:spacing w:after="110" w:line="330"/>
+      </w:pPr>
+      <w:r>
+        <w:rPr>
+          <w:b w:val="false"/>
+          <w:bCs w:val="false"/>
+          <w:sz w:val="21"/>
+          <w:szCs w:val="21"/>
+        </w:rPr>
+        <w:t xml:space="preserve">3.   Kopiere diesen Satz dazu und schick ab:</w:t>
       </w:r>
     </w:p>
     <w:p>
       <w:pPr>
         <w:pBdr>
-          <w:top w:val="single" w:color="A8842E" w:sz="6"/>
-          <w:bottom w:val="single" w:color="A8842E" w:sz="6"/>
-          <w:left w:val="single" w:color="A8842E" w:sz="6"/>
-          <w:right w:val="single" w:color="A8842E" w:sz="6"/>
+          <w:top w:val="single" w:color="A8842E" w:sz="6" w:space="8"/>
+          <w:bottom w:val="single" w:color="A8842E" w:sz="6" w:space="8"/>
+          <w:left w:val="single" w:color="A8842E" w:sz="6" w:space="8"/>
+          <w:right w:val="single" w:color="A8842E" w:sz="6" w:space="8"/>
         </w:pBdr>
         <w:shd w:fill="F6F1E3" w:val="clear"/>
-        <w:spacing w:after="60"/>
-        <w:ind w:left="120" w:right="120"/>
+        <w:spacing w:after="160" w:before="100" w:line="320"/>
+        <w:ind w:left="200" w:right="200"/>
       </w:pPr>
       <w:r>
         <w:rPr>
@@ -84,24 +92,26 @@
           <w:sz w:val="20"/>
           <w:szCs w:val="20"/>
         </w:rPr>
-        <w:t xml:space="preserve">Fülle die angehängte Missionfrei-Lebenslauf-Vorlage mit den Daten aus meinem jetzigen Lebenslauf aus. Behalte exakt Aufbau und Reihenfolge der Vorlage, formuliere meine Aufgaben als konkrete Erfolge mit Zahlen, ergänze meine Remote-Skills ehrlich, maximal 2 Seiten, auf Deutsch. Gib mir den fertig ausgefüllten Lebenslauf als Word-Dokument zum Download.</w:t>
-      </w:r>
-    </w:p>
-    <w:p>
-      <w:pPr>
-        <w:spacing w:after="60"/>
-      </w:pPr>
-      <w:r>
-        <w:rPr>
-          <w:sz w:val="21"/>
-          <w:szCs w:val="21"/>
-        </w:rPr>
-        <w:t xml:space="preserve">4.  Claude gibt dir das fertige Dokument zurück – kurz prüfen, speichern, fertig.</w:t>
-      </w:r>
-    </w:p>
-    <w:p>
-      <w:pPr>
-        <w:spacing w:after="100"/>
+        <w:t xml:space="preserve">Fülle die angehängte Missionfrei-Lebenslauf-Vorlage mit den Daten aus meinem jetzigen Lebenslauf aus. Behalte exakt Aufbau und Reihenfolge der Vorlage, formuliere meine Aufgaben als konkrete Erfolge mit Zahlen, ergänze meine Remote-Skills ehrlich, maximal 2 Seiten, auf Deutsch. Gib mir den fertig ausgefüllten Lebenslauf als sauber formatiertes Word-Dokument zum Download.</w:t>
+      </w:r>
+    </w:p>
+    <w:p>
+      <w:pPr>
+        <w:spacing w:after="110" w:line="330"/>
+      </w:pPr>
+      <w:r>
+        <w:rPr>
+          <w:b w:val="false"/>
+          <w:bCs w:val="false"/>
+          <w:sz w:val="21"/>
+          <w:szCs w:val="21"/>
+        </w:rPr>
+        <w:t xml:space="preserve">4.   Claude gibt dir das fertige Dokument zurück – kurz prüfen, speichern, fertig.</w:t>
+      </w:r>
+    </w:p>
+    <w:p>
+      <w:pPr>
+        <w:spacing w:after="140" w:line="320"/>
       </w:pPr>
       <w:r>
         <w:rPr>
@@ -116,7 +126,22 @@
     </w:p>
     <w:p>
       <w:pPr>
-        <w:spacing w:after="200" w:before="240"/>
+        <w:spacing w:after="140" w:line="320"/>
+      </w:pPr>
+      <w:r>
+        <w:rPr>
+          <w:i/>
+          <w:iCs/>
+          <w:color w:val="6F6B60"/>
+          <w:sz w:val="19"/>
+          <w:szCs w:val="19"/>
+        </w:rPr>
+        <w:t xml:space="preserve">Tipp fürs Vorstellungsvideo: Häng das Video NIE als Datei an eine E-Mail (zu groß, lädt ewig). Mach dir einen kostenlosen Account auf loom.com, lade das Video dort hoch und füge nur den LINK ein.</w:t>
+      </w:r>
+    </w:p>
+    <w:p>
+      <w:pPr>
+        <w:spacing w:after="320" w:before="380"/>
         <w:jc w:val="center"/>
       </w:pPr>
       <w:r>
@@ -124,30 +149,30 @@
           <w:b/>
           <w:bCs/>
           <w:color w:val="6F6B60"/>
-          <w:spacing w:val="40"/>
+          <w:spacing w:val="50"/>
           <w:sz w:val="22"/>
           <w:szCs w:val="22"/>
         </w:rPr>
-        <w:t xml:space="preserve">———  DIE VORLAGE  ———</w:t>
-      </w:r>
-    </w:p>
-    <w:p>
-      <w:pPr>
-        <w:spacing w:after="40"/>
-      </w:pPr>
-      <w:r>
-        <w:rPr>
-          <w:b/>
-          <w:bCs/>
-          <w:sz w:val="40"/>
-          <w:szCs w:val="40"/>
+        <w:t xml:space="preserve">———   DIE VORLAGE   ———</w:t>
+      </w:r>
+    </w:p>
+    <w:p>
+      <w:pPr>
+        <w:spacing w:after="80"/>
+      </w:pPr>
+      <w:r>
+        <w:rPr>
+          <w:b/>
+          <w:bCs/>
+          <w:sz w:val="42"/>
+          <w:szCs w:val="42"/>
         </w:rPr>
         <w:t xml:space="preserve">[VORNAME NACHNAME]</w:t>
       </w:r>
     </w:p>
     <w:p>
       <w:pPr>
-        <w:spacing w:after="60"/>
+        <w:spacing w:after="100" w:line="330"/>
       </w:pPr>
       <w:r>
         <w:rPr>
@@ -162,7 +187,7 @@
     </w:p>
     <w:p>
       <w:pPr>
-        <w:spacing w:after="160"/>
+        <w:spacing w:after="60" w:line="330"/>
       </w:pPr>
       <w:r>
         <w:rPr>
@@ -170,7 +195,7 @@
           <w:sz w:val="19"/>
           <w:szCs w:val="19"/>
         </w:rPr>
-        <w:t xml:space="preserve">[Stadt, Land] · [E-Mail] · [Telefon/WhatsApp] · [LinkedIn-URL] · [optional: Link zu deinem 90-Sekunden-Vorstellungsvideo]</w:t>
+        <w:t xml:space="preserve">[Stadt, Land] · [E-Mail] · [Telefon/WhatsApp] · [LinkedIn-URL] · [optional: Loom-Link zu deinem 90-Sekunden-Vorstellungsvideo]</w:t>
       </w:r>
     </w:p>
     <w:p>
@@ -178,19 +203,22 @@
         <w:pBdr>
           <w:bottom w:val="single" w:color="DDD6C6" w:sz="6"/>
         </w:pBdr>
-        <w:spacing w:after="160"/>
-      </w:pPr>
-    </w:p>
-    <w:p>
-      <w:pPr>
-        <w:spacing w:after="100" w:before="220"/>
+        <w:spacing w:after="240" w:before="60"/>
+      </w:pPr>
+    </w:p>
+    <w:p>
+      <w:pPr>
+        <w:pBdr>
+          <w:bottom w:val="single" w:color="DDD6C6" w:sz="4"/>
+        </w:pBdr>
+        <w:spacing w:after="160" w:before="360"/>
       </w:pPr>
       <w:r>
         <w:rPr>
           <w:b/>
           <w:bCs/>
           <w:color w:val="A8842E"/>
-          <w:spacing w:val="30"/>
+          <w:spacing w:val="40"/>
           <w:sz w:val="20"/>
           <w:szCs w:val="20"/>
         </w:rPr>
@@ -199,7 +227,7 @@
     </w:p>
     <w:p>
       <w:pPr>
-        <w:spacing w:after="120"/>
+        <w:spacing w:after="160" w:line="330"/>
       </w:pPr>
       <w:r>
         <w:t xml:space="preserve">[3 Sätze: Wer du bist, was du am besten kannst, was du suchst – und ab wann du verfügbar bist.]</w:t>
@@ -207,14 +235,17 @@
     </w:p>
     <w:p>
       <w:pPr>
-        <w:spacing w:after="100" w:before="220"/>
+        <w:pBdr>
+          <w:bottom w:val="single" w:color="DDD6C6" w:sz="4"/>
+        </w:pBdr>
+        <w:spacing w:after="160" w:before="360"/>
       </w:pPr>
       <w:r>
         <w:rPr>
           <w:b/>
           <w:bCs/>
           <w:color w:val="A8842E"/>
-          <w:spacing w:val="30"/>
+          <w:spacing w:val="40"/>
           <w:sz w:val="20"/>
           <w:szCs w:val="20"/>
         </w:rPr>
@@ -223,19 +254,21 @@
     </w:p>
     <w:p>
       <w:pPr>
-        <w:spacing w:after="20"/>
-      </w:pPr>
-      <w:r>
-        <w:rPr>
-          <w:b/>
-          <w:bCs/>
+        <w:spacing w:after="40" w:line="330"/>
+      </w:pPr>
+      <w:r>
+        <w:rPr>
+          <w:b/>
+          <w:bCs/>
+          <w:sz w:val="22"/>
+          <w:szCs w:val="22"/>
         </w:rPr>
         <w:t xml:space="preserve">[Position] – [Firma], [Ort oder Remote]</w:t>
       </w:r>
     </w:p>
     <w:p>
       <w:pPr>
-        <w:spacing w:after="60"/>
+        <w:spacing w:after="110" w:line="330"/>
       </w:pPr>
       <w:r>
         <w:rPr>
@@ -253,7 +286,7 @@
           <w:ilvl w:val="0"/>
           <w:numId w:val="2"/>
         </w:numPr>
-        <w:spacing w:after="60"/>
+        <w:spacing w:after="100" w:line="330"/>
       </w:pPr>
       <w:r>
         <w:rPr>
@@ -270,7 +303,7 @@
           <w:ilvl w:val="0"/>
           <w:numId w:val="2"/>
         </w:numPr>
-        <w:spacing w:after="60"/>
+        <w:spacing w:after="100" w:line="330"/>
       </w:pPr>
       <w:r>
         <w:rPr>
@@ -287,7 +320,7 @@
           <w:ilvl w:val="0"/>
           <w:numId w:val="2"/>
         </w:numPr>
-        <w:spacing w:after="60"/>
+        <w:spacing w:after="100" w:line="330"/>
       </w:pPr>
       <w:r>
         <w:rPr>
@@ -299,19 +332,21 @@
     </w:p>
     <w:p>
       <w:pPr>
-        <w:spacing w:before="140"/>
-      </w:pPr>
-      <w:r>
-        <w:rPr>
-          <w:b/>
-          <w:bCs/>
+        <w:spacing w:before="240"/>
+      </w:pPr>
+      <w:r>
+        <w:rPr>
+          <w:b/>
+          <w:bCs/>
+          <w:sz w:val="22"/>
+          <w:szCs w:val="22"/>
         </w:rPr>
         <w:t xml:space="preserve">[Vorherige Position] – [Firma], [Ort]</w:t>
       </w:r>
     </w:p>
     <w:p>
       <w:pPr>
-        <w:spacing w:after="60"/>
+        <w:spacing w:after="110" w:line="330"/>
       </w:pPr>
       <w:r>
         <w:rPr>
@@ -329,14 +364,14 @@
           <w:ilvl w:val="0"/>
           <w:numId w:val="2"/>
         </w:numPr>
-        <w:spacing w:after="60"/>
-      </w:pPr>
-      <w:r>
-        <w:rPr>
-          <w:sz w:val="21"/>
-          <w:szCs w:val="21"/>
-        </w:rPr>
-        <w:t xml:space="preserve">[Erfolg/Aufgabe]</w:t>
+        <w:spacing w:after="100" w:line="330"/>
+      </w:pPr>
+      <w:r>
+        <w:rPr>
+          <w:sz w:val="21"/>
+          <w:szCs w:val="21"/>
+        </w:rPr>
+        <w:t xml:space="preserve">[Erfolg/Aufgabe mit Zahl]</w:t>
       </w:r>
     </w:p>
     <w:p>
@@ -346,26 +381,29 @@
           <w:ilvl w:val="0"/>
           <w:numId w:val="2"/>
         </w:numPr>
-        <w:spacing w:after="60"/>
-      </w:pPr>
-      <w:r>
-        <w:rPr>
-          <w:sz w:val="21"/>
-          <w:szCs w:val="21"/>
-        </w:rPr>
-        <w:t xml:space="preserve">[Erfolg/Aufgabe]</w:t>
-      </w:r>
-    </w:p>
-    <w:p>
-      <w:pPr>
-        <w:spacing w:after="100" w:before="220"/>
+        <w:spacing w:after="100" w:line="330"/>
+      </w:pPr>
+      <w:r>
+        <w:rPr>
+          <w:sz w:val="21"/>
+          <w:szCs w:val="21"/>
+        </w:rPr>
+        <w:t xml:space="preserve">[Erfolg/Aufgabe mit Zahl]</w:t>
+      </w:r>
+    </w:p>
+    <w:p>
+      <w:pPr>
+        <w:pBdr>
+          <w:bottom w:val="single" w:color="DDD6C6" w:sz="4"/>
+        </w:pBdr>
+        <w:spacing w:after="160" w:before="360"/>
       </w:pPr>
       <w:r>
         <w:rPr>
           <w:b/>
           <w:bCs/>
           <w:color w:val="A8842E"/>
-          <w:spacing w:val="30"/>
+          <w:spacing w:val="40"/>
           <w:sz w:val="20"/>
           <w:szCs w:val="20"/>
         </w:rPr>
@@ -379,7 +417,7 @@
           <w:ilvl w:val="0"/>
           <w:numId w:val="2"/>
         </w:numPr>
-        <w:spacing w:after="60"/>
+        <w:spacing w:after="100" w:line="330"/>
       </w:pPr>
       <w:r>
         <w:rPr>
@@ -396,7 +434,7 @@
           <w:ilvl w:val="0"/>
           <w:numId w:val="2"/>
         </w:numPr>
-        <w:spacing w:after="60"/>
+        <w:spacing w:after="100" w:line="330"/>
       </w:pPr>
       <w:r>
         <w:rPr>
@@ -413,7 +451,7 @@
           <w:ilvl w:val="0"/>
           <w:numId w:val="2"/>
         </w:numPr>
-        <w:spacing w:after="60"/>
+        <w:spacing w:after="100" w:line="330"/>
       </w:pPr>
       <w:r>
         <w:rPr>
@@ -425,14 +463,17 @@
     </w:p>
     <w:p>
       <w:pPr>
-        <w:spacing w:after="100" w:before="220"/>
+        <w:pBdr>
+          <w:bottom w:val="single" w:color="DDD6C6" w:sz="4"/>
+        </w:pBdr>
+        <w:spacing w:after="160" w:before="360"/>
       </w:pPr>
       <w:r>
         <w:rPr>
           <w:b/>
           <w:bCs/>
           <w:color w:val="A8842E"/>
-          <w:spacing w:val="30"/>
+          <w:spacing w:val="40"/>
           <w:sz w:val="20"/>
           <w:szCs w:val="20"/>
         </w:rPr>
@@ -441,7 +482,7 @@
     </w:p>
     <w:p>
       <w:pPr>
-        <w:spacing w:after="40"/>
+        <w:spacing w:after="80" w:line="330"/>
       </w:pPr>
       <w:r>
         <w:t xml:space="preserve">[Abschluss/Ausbildung] – [Institution], [Jahr]</w:t>
@@ -449,7 +490,7 @@
     </w:p>
     <w:p>
       <w:pPr>
-        <w:spacing w:after="120"/>
+        <w:spacing w:after="160" w:line="330"/>
       </w:pPr>
       <w:r>
         <w:rPr>
@@ -462,14 +503,17 @@
     </w:p>
     <w:p>
       <w:pPr>
-        <w:spacing w:after="100" w:before="220"/>
+        <w:pBdr>
+          <w:bottom w:val="single" w:color="DDD6C6" w:sz="4"/>
+        </w:pBdr>
+        <w:spacing w:after="160" w:before="360"/>
       </w:pPr>
       <w:r>
         <w:rPr>
           <w:b/>
           <w:bCs/>
           <w:color w:val="A8842E"/>
-          <w:spacing w:val="30"/>
+          <w:spacing w:val="40"/>
           <w:sz w:val="20"/>
           <w:szCs w:val="20"/>
         </w:rPr>
@@ -478,7 +522,7 @@
     </w:p>
     <w:p>
       <w:pPr>
-        <w:spacing w:after="120"/>
+        <w:spacing w:after="160" w:line="330"/>
       </w:pPr>
       <w:r>
         <w:t xml:space="preserve">Deutsch (Muttersprache) · Englisch ([A2–C1]) · [weitere]</w:t>
@@ -486,7 +530,7 @@
     </w:p>
     <w:sectPr>
       <w:pgSz w:w="11906" w:h="16838" w:orient="portrait"/>
-      <w:pgMar w:top="1440" w:right="1440" w:bottom="1440" w:left="1440" w:header="708" w:footer="708" w:gutter="0"/>
+      <w:pgMar w:top="1100" w:right="1250" w:bottom="1100" w:left="1250" w:header="708" w:footer="708" w:gutter="0"/>
       <w:pgNumType/>
       <w:docGrid w:linePitch="360"/>
     </w:sectPr>
@@ -666,7 +710,7 @@
       <w:lvlText w:val="–"/>
       <w:lvlJc w:val="left"/>
       <w:pPr>
-        <w:ind w:left="300" w:hanging="180"/>
+        <w:ind w:left="340" w:hanging="200"/>
       </w:pPr>
     </w:lvl>
   </w:abstractNum>
@@ -698,7 +742,7 @@
     </w:rPrDefault>
     <w:pPrDefault>
       <w:pPr>
-        <w:spacing w:line="276"/>
+        <w:spacing w:line="330"/>
       </w:pPr>
     </w:pPrDefault>
   </w:docDefaults>

--- a/lebenslauf-vorlage.docx
+++ b/lebenslauf-vorlage.docx
@@ -4,7 +4,7 @@
   <w:body>
     <w:p>
       <w:pPr>
-        <w:spacing w:after="200" w:line="340"/>
+        <w:spacing w:after="160" w:line="340"/>
       </w:pPr>
       <w:r>
         <w:rPr>
@@ -136,12 +136,12 @@
           <w:sz w:val="19"/>
           <w:szCs w:val="19"/>
         </w:rPr>
-        <w:t xml:space="preserve">Tipp fürs Vorstellungsvideo: Häng das Video NIE als Datei an eine E-Mail (zu groß, lädt ewig). Mach dir einen kostenlosen Account auf loom.com, lade das Video dort hoch und füge nur den LINK ein.</w:t>
-      </w:r>
-    </w:p>
-    <w:p>
-      <w:pPr>
-        <w:spacing w:after="320" w:before="380"/>
+        <w:t xml:space="preserve">Video-Tipp: Häng dein Vorstellungsvideo NIE als Datei an die E-Mail (zu groß, lädt ewig). Lade es kostenlos auf loom.com hoch und füge nur den Link ein.</w:t>
+      </w:r>
+    </w:p>
+    <w:p>
+      <w:pPr>
+        <w:spacing w:after="260" w:before="380"/>
         <w:jc w:val="center"/>
       </w:pPr>
       <w:r>

--- a/lebenslauf-vorlage.docx
+++ b/lebenslauf-vorlage.docx
@@ -14,7 +14,7 @@
           <w:sz w:val="27"/>
           <w:szCs w:val="27"/>
         </w:rPr>
-        <w:t xml:space="preserve">⚡ SCHICK DIESES DOKUMENT AN CLAUDE – ER FÜLLT ES FÜR DICH AUS</w:t>
+        <w:t xml:space="preserve">📄 So sieht ein starker Remote-Lebenslauf aus</w:t>
       </w:r>
     </w:p>
     <w:p>
@@ -28,7 +28,415 @@
           <w:sz w:val="21"/>
           <w:szCs w:val="21"/>
         </w:rPr>
-        <w:t xml:space="preserve">Du musst hier nichts selbst ausfüllen. So geht's:</w:t>
+        <w:t xml:space="preserve">Dieses Beispiel zeigt dir, wie ein überzeugender Lebenslauf aufgebaut ist – klar, mit echten Zahlen und einem eigenen Abschnitt für Remote-Skills. Nimm es als Muster und ersetze die Inhalte durch deine eigenen. Unten steht, wie Claude dir in einer Minute genau so einen aus deinen Daten macht.</w:t>
+      </w:r>
+    </w:p>
+    <w:p>
+      <w:pPr>
+        <w:spacing w:after="140" w:line="320"/>
+      </w:pPr>
+      <w:r>
+        <w:rPr>
+          <w:i/>
+          <w:iCs/>
+          <w:color w:val="6F6B60"/>
+          <w:sz w:val="19"/>
+          <w:szCs w:val="19"/>
+        </w:rPr>
+        <w:t xml:space="preserve">Firmen sind hier als XXX eingesetzt – dort stehen später deine echten Arbeitgeber.</w:t>
+      </w:r>
+    </w:p>
+    <w:p>
+      <w:pPr>
+        <w:spacing w:after="260" w:before="380"/>
+        <w:jc w:val="center"/>
+      </w:pPr>
+      <w:r>
+        <w:rPr>
+          <w:b/>
+          <w:bCs/>
+          <w:color w:val="6F6B60"/>
+          <w:spacing w:val="50"/>
+          <w:sz w:val="22"/>
+          <w:szCs w:val="22"/>
+        </w:rPr>
+        <w:t xml:space="preserve">———   BEISPIEL   ———</w:t>
+      </w:r>
+    </w:p>
+    <w:p>
+      <w:pPr>
+        <w:spacing w:after="60"/>
+      </w:pPr>
+      <w:r>
+        <w:rPr>
+          <w:b/>
+          <w:bCs/>
+          <w:sz w:val="40"/>
+          <w:szCs w:val="40"/>
+        </w:rPr>
+        <w:t xml:space="preserve">Sarah Musterfrau</w:t>
+      </w:r>
+    </w:p>
+    <w:p>
+      <w:pPr>
+        <w:spacing w:after="70" w:line="330"/>
+      </w:pPr>
+      <w:r>
+        <w:rPr>
+          <w:b/>
+          <w:bCs/>
+          <w:color w:val="A8842E"/>
+          <w:sz w:val="22"/>
+          <w:szCs w:val="22"/>
+        </w:rPr>
+        <w:t xml:space="preserve">Customer Support Specialist · Remote</w:t>
+      </w:r>
+    </w:p>
+    <w:p>
+      <w:pPr>
+        <w:spacing w:after="40" w:line="330"/>
+      </w:pPr>
+      <w:r>
+        <w:rPr>
+          <w:color w:val="6F6B60"/>
+          <w:sz w:val="19"/>
+          <w:szCs w:val="19"/>
+        </w:rPr>
+        <w:t xml:space="preserve">Bielefeld, Deutschland · sarah.musterfrau@email.de · +49 151 12345678 · linkedin.com/in/sarah-musterfrau</w:t>
+      </w:r>
+    </w:p>
+    <w:p>
+      <w:pPr>
+        <w:pBdr>
+          <w:bottom w:val="single" w:color="DDD6C6" w:sz="6"/>
+        </w:pBdr>
+        <w:spacing w:after="240" w:before="60"/>
+      </w:pPr>
+    </w:p>
+    <w:p>
+      <w:pPr>
+        <w:pBdr>
+          <w:bottom w:val="single" w:color="DDD6C6" w:sz="4"/>
+        </w:pBdr>
+        <w:spacing w:after="160" w:before="360"/>
+      </w:pPr>
+      <w:r>
+        <w:rPr>
+          <w:b/>
+          <w:bCs/>
+          <w:color w:val="A8842E"/>
+          <w:spacing w:val="40"/>
+          <w:sz w:val="20"/>
+          <w:szCs w:val="20"/>
+        </w:rPr>
+        <w:t xml:space="preserve">PROFIL</w:t>
+      </w:r>
+    </w:p>
+    <w:p>
+      <w:pPr>
+        <w:spacing w:after="160" w:line="330"/>
+      </w:pPr>
+      <w:r>
+        <w:t xml:space="preserve">Serviceorientierte Kundenbetreuerin mit über 4 Jahren Erfahrung im direkten Kundenkontakt und in der Reklamationsbearbeitung. Stark in Organisation, klarer schriftlicher Kommunikation und im schnellen Einarbeiten in neue Tools. Suche eine feste Remote-Position im Kundenservice – verfügbar ab sofort.</w:t>
+      </w:r>
+    </w:p>
+    <w:p>
+      <w:pPr>
+        <w:pBdr>
+          <w:bottom w:val="single" w:color="DDD6C6" w:sz="4"/>
+        </w:pBdr>
+        <w:spacing w:after="160" w:before="360"/>
+      </w:pPr>
+      <w:r>
+        <w:rPr>
+          <w:b/>
+          <w:bCs/>
+          <w:color w:val="A8842E"/>
+          <w:spacing w:val="40"/>
+          <w:sz w:val="20"/>
+          <w:szCs w:val="20"/>
+        </w:rPr>
+        <w:t xml:space="preserve">BERUFSERFAHRUNG</w:t>
+      </w:r>
+    </w:p>
+    <w:p>
+      <w:pPr>
+        <w:spacing w:after="40" w:line="330"/>
+      </w:pPr>
+      <w:r>
+        <w:rPr>
+          <w:b/>
+          <w:bCs/>
+          <w:sz w:val="22"/>
+          <w:szCs w:val="22"/>
+        </w:rPr>
+        <w:t xml:space="preserve">Sales Assistant &amp; Vertretung der Shopleitung – XXX Modehaus, Bielefeld</w:t>
+      </w:r>
+    </w:p>
+    <w:p>
+      <w:pPr>
+        <w:spacing w:after="110" w:line="330"/>
+      </w:pPr>
+      <w:r>
+        <w:rPr>
+          <w:color w:val="6F6B60"/>
+          <w:sz w:val="19"/>
+          <w:szCs w:val="19"/>
+        </w:rPr>
+        <w:t xml:space="preserve">03/2021 – heute</w:t>
+      </w:r>
+    </w:p>
+    <w:p>
+      <w:pPr>
+        <w:pStyle w:val="ListParagraph"/>
+        <w:numPr>
+          <w:ilvl w:val="0"/>
+          <w:numId w:val="2"/>
+        </w:numPr>
+        <w:spacing w:after="100" w:line="330"/>
+      </w:pPr>
+      <w:r>
+        <w:rPr>
+          <w:sz w:val="21"/>
+          <w:szCs w:val="21"/>
+        </w:rPr>
+        <w:t xml:space="preserve">40–50 Kundenanliegen täglich eigenständig gelöst – Beratung, Reklamationen und Retouren.</w:t>
+      </w:r>
+    </w:p>
+    <w:p>
+      <w:pPr>
+        <w:pStyle w:val="ListParagraph"/>
+        <w:numPr>
+          <w:ilvl w:val="0"/>
+          <w:numId w:val="2"/>
+        </w:numPr>
+        <w:spacing w:after="100" w:line="330"/>
+      </w:pPr>
+      <w:r>
+        <w:rPr>
+          <w:sz w:val="21"/>
+          <w:szCs w:val="21"/>
+        </w:rPr>
+        <w:t xml:space="preserve">Wiederkehrende Beschwerdegründe analysiert und einen neuen Ablauf eingeführt – Reklamationen spürbar reduziert.</w:t>
+      </w:r>
+    </w:p>
+    <w:p>
+      <w:pPr>
+        <w:pStyle w:val="ListParagraph"/>
+        <w:numPr>
+          <w:ilvl w:val="0"/>
+          <w:numId w:val="2"/>
+        </w:numPr>
+        <w:spacing w:after="100" w:line="330"/>
+      </w:pPr>
+      <w:r>
+        <w:rPr>
+          <w:sz w:val="21"/>
+          <w:szCs w:val="21"/>
+        </w:rPr>
+        <w:t xml:space="preserve">Als Vertretung der Shopleitung: Kassenabschluss, Dienstplanung und Einarbeitung neuer Kolleg:innen.</w:t>
+      </w:r>
+    </w:p>
+    <w:p>
+      <w:pPr>
+        <w:pStyle w:val="ListParagraph"/>
+        <w:numPr>
+          <w:ilvl w:val="0"/>
+          <w:numId w:val="2"/>
+        </w:numPr>
+        <w:spacing w:after="100" w:line="330"/>
+      </w:pPr>
+      <w:r>
+        <w:rPr>
+          <w:sz w:val="21"/>
+          <w:szCs w:val="21"/>
+        </w:rPr>
+        <w:t xml:space="preserve">Tools: Warenwirtschaftssystem, Kassensystem, MS Office.</w:t>
+      </w:r>
+    </w:p>
+    <w:p>
+      <w:pPr>
+        <w:spacing w:before="240"/>
+      </w:pPr>
+      <w:r>
+        <w:rPr>
+          <w:b/>
+          <w:bCs/>
+          <w:sz w:val="22"/>
+          <w:szCs w:val="22"/>
+        </w:rPr>
+        <w:t xml:space="preserve">Servicekraft (Nebenjob) – XXX Gastronomie, Bielefeld</w:t>
+      </w:r>
+    </w:p>
+    <w:p>
+      <w:pPr>
+        <w:pStyle w:val="ListParagraph"/>
+        <w:numPr>
+          <w:ilvl w:val="0"/>
+          <w:numId w:val="2"/>
+        </w:numPr>
+        <w:spacing w:after="100" w:line="330"/>
+      </w:pPr>
+      <w:r>
+        <w:rPr>
+          <w:sz w:val="21"/>
+          <w:szCs w:val="21"/>
+        </w:rPr>
+        <w:t xml:space="preserve">Kundenbedienung und Kasse im Tagesgeschäft, auch bei hohem Andrang zuverlässig und freundlich.</w:t>
+      </w:r>
+    </w:p>
+    <w:p>
+      <w:pPr>
+        <w:pBdr>
+          <w:bottom w:val="single" w:color="DDD6C6" w:sz="4"/>
+        </w:pBdr>
+        <w:spacing w:after="160" w:before="360"/>
+      </w:pPr>
+      <w:r>
+        <w:rPr>
+          <w:b/>
+          <w:bCs/>
+          <w:color w:val="A8842E"/>
+          <w:spacing w:val="40"/>
+          <w:sz w:val="20"/>
+          <w:szCs w:val="20"/>
+        </w:rPr>
+        <w:t xml:space="preserve">REMOTE-SKILLS &amp; TOOLS</w:t>
+      </w:r>
+    </w:p>
+    <w:p>
+      <w:pPr>
+        <w:pStyle w:val="ListParagraph"/>
+        <w:numPr>
+          <w:ilvl w:val="0"/>
+          <w:numId w:val="2"/>
+        </w:numPr>
+        <w:spacing w:after="100" w:line="330"/>
+      </w:pPr>
+      <w:r>
+        <w:rPr>
+          <w:sz w:val="21"/>
+          <w:szCs w:val="21"/>
+        </w:rPr>
+        <w:t xml:space="preserve">Selbstorganisation: eigenverantwortliches Arbeiten, fester Arbeitsplatz, stabile Internetverbindung.</w:t>
+      </w:r>
+    </w:p>
+    <w:p>
+      <w:pPr>
+        <w:pStyle w:val="ListParagraph"/>
+        <w:numPr>
+          <w:ilvl w:val="0"/>
+          <w:numId w:val="2"/>
+        </w:numPr>
+        <w:spacing w:after="100" w:line="330"/>
+      </w:pPr>
+      <w:r>
+        <w:rPr>
+          <w:sz w:val="21"/>
+          <w:szCs w:val="21"/>
+        </w:rPr>
+        <w:t xml:space="preserve">Tools: MS Office (Word/Excel/PowerPoint), Canva, Grundkenntnisse in CRM- und Ticketsystemen – neue Software lerne ich schnell.</w:t>
+      </w:r>
+    </w:p>
+    <w:p>
+      <w:pPr>
+        <w:pStyle w:val="ListParagraph"/>
+        <w:numPr>
+          <w:ilvl w:val="0"/>
+          <w:numId w:val="2"/>
+        </w:numPr>
+        <w:spacing w:after="100" w:line="330"/>
+      </w:pPr>
+      <w:r>
+        <w:rPr>
+          <w:sz w:val="21"/>
+          <w:szCs w:val="21"/>
+        </w:rPr>
+        <w:t xml:space="preserve">Kommunikation: schriftlich sicher, freundlich und kundenerprobt; verlässliche Erreichbarkeit im Team.</w:t>
+      </w:r>
+    </w:p>
+    <w:p>
+      <w:pPr>
+        <w:pBdr>
+          <w:bottom w:val="single" w:color="DDD6C6" w:sz="4"/>
+        </w:pBdr>
+        <w:spacing w:after="160" w:before="360"/>
+      </w:pPr>
+      <w:r>
+        <w:rPr>
+          <w:b/>
+          <w:bCs/>
+          <w:color w:val="A8842E"/>
+          <w:spacing w:val="40"/>
+          <w:sz w:val="20"/>
+          <w:szCs w:val="20"/>
+        </w:rPr>
+        <w:t xml:space="preserve">AUSBILDUNG</w:t>
+      </w:r>
+    </w:p>
+    <w:p>
+      <w:pPr>
+        <w:spacing w:after="80" w:line="330"/>
+      </w:pPr>
+      <w:r>
+        <w:t xml:space="preserve">Ausbildung zur Kauffrau im Einzelhandel – Berufskolleg Bielefeld, 2021</w:t>
+      </w:r>
+    </w:p>
+    <w:p>
+      <w:pPr>
+        <w:spacing w:after="160" w:line="330"/>
+      </w:pPr>
+      <w:r>
+        <w:rPr>
+          <w:color w:val="6F6B60"/>
+          <w:sz w:val="19"/>
+          <w:szCs w:val="19"/>
+        </w:rPr>
+        <w:t xml:space="preserve">Zertifikat: Grundlagen Kundenservice &amp; CRM (Online-Kurs, 2025)</w:t>
+      </w:r>
+    </w:p>
+    <w:p>
+      <w:pPr>
+        <w:pBdr>
+          <w:bottom w:val="single" w:color="DDD6C6" w:sz="4"/>
+        </w:pBdr>
+        <w:spacing w:after="160" w:before="360"/>
+      </w:pPr>
+      <w:r>
+        <w:rPr>
+          <w:b/>
+          <w:bCs/>
+          <w:color w:val="A8842E"/>
+          <w:spacing w:val="40"/>
+          <w:sz w:val="20"/>
+          <w:szCs w:val="20"/>
+        </w:rPr>
+        <w:t xml:space="preserve">SPRACHEN</w:t>
+      </w:r>
+    </w:p>
+    <w:p>
+      <w:pPr>
+        <w:spacing w:after="160" w:line="330"/>
+      </w:pPr>
+      <w:r>
+        <w:t xml:space="preserve">Deutsch (Muttersprache) · Englisch (gut, B2)</w:t>
+      </w:r>
+    </w:p>
+    <w:p>
+      <w:pPr>
+        <w:spacing w:after="260" w:before="380"/>
+        <w:jc w:val="center"/>
+      </w:pPr>
+      <w:r>
+        <w:rPr>
+          <w:b/>
+          <w:bCs/>
+          <w:color w:val="6F6B60"/>
+          <w:spacing w:val="50"/>
+          <w:sz w:val="22"/>
+          <w:szCs w:val="22"/>
+        </w:rPr>
+        <w:t xml:space="preserve">———   IN 1 MINUTE DEIN EIGENER   ———</w:t>
       </w:r>
     </w:p>
     <w:p>
@@ -42,7 +450,7 @@
           <w:sz w:val="21"/>
           <w:szCs w:val="21"/>
         </w:rPr>
-        <w:t xml:space="preserve">1.   Öffne claude.ai (kostenlos).</w:t>
+        <w:t xml:space="preserve">Du musst nichts von Hand nachbauen – Claude erstellt dir deinen Lebenslauf in diesem Aufbau aus deinen Daten. So geht's:</w:t>
       </w:r>
     </w:p>
     <w:p>
@@ -56,7 +464,21 @@
           <w:sz w:val="21"/>
           <w:szCs w:val="21"/>
         </w:rPr>
-        <w:t xml:space="preserve">2.   Schick Claude zwei Dateien: dieses Word-Dokument + deinen jetzigen Lebenslauf (Word, PDF oder einfach ein Foto).</w:t>
+        <w:t xml:space="preserve">1.   Öffne claude.ai (kostenlos).</w:t>
+      </w:r>
+    </w:p>
+    <w:p>
+      <w:pPr>
+        <w:spacing w:after="110" w:line="330"/>
+      </w:pPr>
+      <w:r>
+        <w:rPr>
+          <w:b w:val="false"/>
+          <w:bCs w:val="false"/>
+          <w:sz w:val="21"/>
+          <w:szCs w:val="21"/>
+        </w:rPr>
+        <w:t xml:space="preserve">2.   Schick Claude dieses Dokument + deinen jetzigen Lebenslauf (Word, PDF oder einfach ein Foto). Kein alter Lebenslauf da? Dann schreib in Stichpunkten, was du bisher gearbeitet hast.</w:t>
       </w:r>
     </w:p>
     <w:p>
@@ -92,7 +514,7 @@
           <w:sz w:val="20"/>
           <w:szCs w:val="20"/>
         </w:rPr>
-        <w:t xml:space="preserve">Fülle die angehängte Missionfrei-Lebenslauf-Vorlage mit den Daten aus meinem jetzigen Lebenslauf aus. Behalte exakt Aufbau und Reihenfolge der Vorlage, formuliere meine Aufgaben als konkrete Erfolge mit Zahlen, ergänze meine Remote-Skills ehrlich, maximal 2 Seiten, auf Deutsch. Gib mir den fertig ausgefüllten Lebenslauf als sauber formatiertes Word-Dokument zum Download.</w:t>
+        <w:t xml:space="preserve">Erstell mir einen Lebenslauf im Aufbau des Beispiels in diesem Dokument, aus meinen angehängten Daten: gleiche Abschnitte und Reihenfolge, meine Aufgaben als konkrete Erfolge mit Zahlen formuliert, ein eigener Abschnitt „Remote-Skills &amp; Tools“, maximal 2 Seiten, auf Deutsch. Gib ihn mir als sauber formatiertes Word-Dokument zum Download.</w:t>
       </w:r>
     </w:p>
     <w:p>
@@ -121,411 +543,7 @@
           <w:sz w:val="19"/>
           <w:szCs w:val="19"/>
         </w:rPr>
-        <w:t xml:space="preserve">Kein alter Lebenslauf vorhanden? Dann schreib Claude einfach in Stichpunkten, was du bisher gearbeitet hast – gleicher Satz, gleiche Vorlage.</w:t>
-      </w:r>
-    </w:p>
-    <w:p>
-      <w:pPr>
-        <w:spacing w:after="140" w:line="320"/>
-      </w:pPr>
-      <w:r>
-        <w:rPr>
-          <w:i/>
-          <w:iCs/>
-          <w:color w:val="6F6B60"/>
-          <w:sz w:val="19"/>
-          <w:szCs w:val="19"/>
-        </w:rPr>
         <w:t xml:space="preserve">Video-Tipp: Häng dein Vorstellungsvideo NIE als Datei an die E-Mail (zu groß, lädt ewig). Lade es kostenlos auf loom.com hoch und füge nur den Link ein.</w:t>
-      </w:r>
-    </w:p>
-    <w:p>
-      <w:pPr>
-        <w:spacing w:after="260" w:before="380"/>
-        <w:jc w:val="center"/>
-      </w:pPr>
-      <w:r>
-        <w:rPr>
-          <w:b/>
-          <w:bCs/>
-          <w:color w:val="6F6B60"/>
-          <w:spacing w:val="50"/>
-          <w:sz w:val="22"/>
-          <w:szCs w:val="22"/>
-        </w:rPr>
-        <w:t xml:space="preserve">———   DIE VORLAGE   ———</w:t>
-      </w:r>
-    </w:p>
-    <w:p>
-      <w:pPr>
-        <w:spacing w:after="80"/>
-      </w:pPr>
-      <w:r>
-        <w:rPr>
-          <w:b/>
-          <w:bCs/>
-          <w:sz w:val="42"/>
-          <w:szCs w:val="42"/>
-        </w:rPr>
-        <w:t xml:space="preserve">[VORNAME NACHNAME]</w:t>
-      </w:r>
-    </w:p>
-    <w:p>
-      <w:pPr>
-        <w:spacing w:after="100" w:line="330"/>
-      </w:pPr>
-      <w:r>
-        <w:rPr>
-          <w:b/>
-          <w:bCs/>
-          <w:color w:val="A8842E"/>
-          <w:sz w:val="22"/>
-          <w:szCs w:val="22"/>
-        </w:rPr>
-        <w:t xml:space="preserve">[Angestrebte Rolle, z. B. Virtuelle Assistentin / Customer Support Specialist] · Remote</w:t>
-      </w:r>
-    </w:p>
-    <w:p>
-      <w:pPr>
-        <w:spacing w:after="60" w:line="330"/>
-      </w:pPr>
-      <w:r>
-        <w:rPr>
-          <w:color w:val="6F6B60"/>
-          <w:sz w:val="19"/>
-          <w:szCs w:val="19"/>
-        </w:rPr>
-        <w:t xml:space="preserve">[Stadt, Land] · [E-Mail] · [Telefon/WhatsApp] · [LinkedIn-URL] · [optional: Loom-Link zu deinem 90-Sekunden-Vorstellungsvideo]</w:t>
-      </w:r>
-    </w:p>
-    <w:p>
-      <w:pPr>
-        <w:pBdr>
-          <w:bottom w:val="single" w:color="DDD6C6" w:sz="6"/>
-        </w:pBdr>
-        <w:spacing w:after="240" w:before="60"/>
-      </w:pPr>
-    </w:p>
-    <w:p>
-      <w:pPr>
-        <w:pBdr>
-          <w:bottom w:val="single" w:color="DDD6C6" w:sz="4"/>
-        </w:pBdr>
-        <w:spacing w:after="160" w:before="360"/>
-      </w:pPr>
-      <w:r>
-        <w:rPr>
-          <w:b/>
-          <w:bCs/>
-          <w:color w:val="A8842E"/>
-          <w:spacing w:val="40"/>
-          <w:sz w:val="20"/>
-          <w:szCs w:val="20"/>
-        </w:rPr>
-        <w:t xml:space="preserve">PROFIL</w:t>
-      </w:r>
-    </w:p>
-    <w:p>
-      <w:pPr>
-        <w:spacing w:after="160" w:line="330"/>
-      </w:pPr>
-      <w:r>
-        <w:t xml:space="preserve">[3 Sätze: Wer du bist, was du am besten kannst, was du suchst – und ab wann du verfügbar bist.]</w:t>
-      </w:r>
-    </w:p>
-    <w:p>
-      <w:pPr>
-        <w:pBdr>
-          <w:bottom w:val="single" w:color="DDD6C6" w:sz="4"/>
-        </w:pBdr>
-        <w:spacing w:after="160" w:before="360"/>
-      </w:pPr>
-      <w:r>
-        <w:rPr>
-          <w:b/>
-          <w:bCs/>
-          <w:color w:val="A8842E"/>
-          <w:spacing w:val="40"/>
-          <w:sz w:val="20"/>
-          <w:szCs w:val="20"/>
-        </w:rPr>
-        <w:t xml:space="preserve">BERUFSERFAHRUNG</w:t>
-      </w:r>
-    </w:p>
-    <w:p>
-      <w:pPr>
-        <w:spacing w:after="40" w:line="330"/>
-      </w:pPr>
-      <w:r>
-        <w:rPr>
-          <w:b/>
-          <w:bCs/>
-          <w:sz w:val="22"/>
-          <w:szCs w:val="22"/>
-        </w:rPr>
-        <w:t xml:space="preserve">[Position] – [Firma], [Ort oder Remote]</w:t>
-      </w:r>
-    </w:p>
-    <w:p>
-      <w:pPr>
-        <w:spacing w:after="110" w:line="330"/>
-      </w:pPr>
-      <w:r>
-        <w:rPr>
-          <w:color w:val="6F6B60"/>
-          <w:sz w:val="19"/>
-          <w:szCs w:val="19"/>
-        </w:rPr>
-        <w:t xml:space="preserve">[MM/JJJJ] – [MM/JJJJ oder heute]</w:t>
-      </w:r>
-    </w:p>
-    <w:p>
-      <w:pPr>
-        <w:pStyle w:val="ListParagraph"/>
-        <w:numPr>
-          <w:ilvl w:val="0"/>
-          <w:numId w:val="2"/>
-        </w:numPr>
-        <w:spacing w:after="100" w:line="330"/>
-      </w:pPr>
-      <w:r>
-        <w:rPr>
-          <w:sz w:val="21"/>
-          <w:szCs w:val="21"/>
-        </w:rPr>
-        <w:t xml:space="preserve">[Erfolg mit Zahl: z. B. 50+ Kundenanfragen täglich per E-Mail &amp; Chat gelöst]</w:t>
-      </w:r>
-    </w:p>
-    <w:p>
-      <w:pPr>
-        <w:pStyle w:val="ListParagraph"/>
-        <w:numPr>
-          <w:ilvl w:val="0"/>
-          <w:numId w:val="2"/>
-        </w:numPr>
-        <w:spacing w:after="100" w:line="330"/>
-      </w:pPr>
-      <w:r>
-        <w:rPr>
-          <w:sz w:val="21"/>
-          <w:szCs w:val="21"/>
-        </w:rPr>
-        <w:t xml:space="preserve">[Verantwortung: z. B. Terminplanung und Rechnungsvorbereitung für 3 Führungskräfte]</w:t>
-      </w:r>
-    </w:p>
-    <w:p>
-      <w:pPr>
-        <w:pStyle w:val="ListParagraph"/>
-        <w:numPr>
-          <w:ilvl w:val="0"/>
-          <w:numId w:val="2"/>
-        </w:numPr>
-        <w:spacing w:after="100" w:line="330"/>
-      </w:pPr>
-      <w:r>
-        <w:rPr>
-          <w:sz w:val="21"/>
-          <w:szCs w:val="21"/>
-        </w:rPr>
-        <w:t xml:space="preserve">[Tools: z. B. Zendesk, Google Workspace, Slack]</w:t>
-      </w:r>
-    </w:p>
-    <w:p>
-      <w:pPr>
-        <w:spacing w:before="240"/>
-      </w:pPr>
-      <w:r>
-        <w:rPr>
-          <w:b/>
-          <w:bCs/>
-          <w:sz w:val="22"/>
-          <w:szCs w:val="22"/>
-        </w:rPr>
-        <w:t xml:space="preserve">[Vorherige Position] – [Firma], [Ort]</w:t>
-      </w:r>
-    </w:p>
-    <w:p>
-      <w:pPr>
-        <w:spacing w:after="110" w:line="330"/>
-      </w:pPr>
-      <w:r>
-        <w:rPr>
-          <w:color w:val="6F6B60"/>
-          <w:sz w:val="19"/>
-          <w:szCs w:val="19"/>
-        </w:rPr>
-        <w:t xml:space="preserve">[MM/JJJJ] – [MM/JJJJ]</w:t>
-      </w:r>
-    </w:p>
-    <w:p>
-      <w:pPr>
-        <w:pStyle w:val="ListParagraph"/>
-        <w:numPr>
-          <w:ilvl w:val="0"/>
-          <w:numId w:val="2"/>
-        </w:numPr>
-        <w:spacing w:after="100" w:line="330"/>
-      </w:pPr>
-      <w:r>
-        <w:rPr>
-          <w:sz w:val="21"/>
-          <w:szCs w:val="21"/>
-        </w:rPr>
-        <w:t xml:space="preserve">[Erfolg/Aufgabe mit Zahl]</w:t>
-      </w:r>
-    </w:p>
-    <w:p>
-      <w:pPr>
-        <w:pStyle w:val="ListParagraph"/>
-        <w:numPr>
-          <w:ilvl w:val="0"/>
-          <w:numId w:val="2"/>
-        </w:numPr>
-        <w:spacing w:after="100" w:line="330"/>
-      </w:pPr>
-      <w:r>
-        <w:rPr>
-          <w:sz w:val="21"/>
-          <w:szCs w:val="21"/>
-        </w:rPr>
-        <w:t xml:space="preserve">[Erfolg/Aufgabe mit Zahl]</w:t>
-      </w:r>
-    </w:p>
-    <w:p>
-      <w:pPr>
-        <w:pBdr>
-          <w:bottom w:val="single" w:color="DDD6C6" w:sz="4"/>
-        </w:pBdr>
-        <w:spacing w:after="160" w:before="360"/>
-      </w:pPr>
-      <w:r>
-        <w:rPr>
-          <w:b/>
-          <w:bCs/>
-          <w:color w:val="A8842E"/>
-          <w:spacing w:val="40"/>
-          <w:sz w:val="20"/>
-          <w:szCs w:val="20"/>
-        </w:rPr>
-        <w:t xml:space="preserve">REMOTE-SKILLS &amp; TOOLS</w:t>
-      </w:r>
-    </w:p>
-    <w:p>
-      <w:pPr>
-        <w:pStyle w:val="ListParagraph"/>
-        <w:numPr>
-          <w:ilvl w:val="0"/>
-          <w:numId w:val="2"/>
-        </w:numPr>
-        <w:spacing w:after="100" w:line="330"/>
-      </w:pPr>
-      <w:r>
-        <w:rPr>
-          <w:sz w:val="21"/>
-          <w:szCs w:val="21"/>
-        </w:rPr>
-        <w:t xml:space="preserve">Selbstorganisation: [z. B. eigenverantwortliches Arbeiten, fester Arbeitsplatz, stabiles Internet]</w:t>
-      </w:r>
-    </w:p>
-    <w:p>
-      <w:pPr>
-        <w:pStyle w:val="ListParagraph"/>
-        <w:numPr>
-          <w:ilvl w:val="0"/>
-          <w:numId w:val="2"/>
-        </w:numPr>
-        <w:spacing w:after="100" w:line="330"/>
-      </w:pPr>
-      <w:r>
-        <w:rPr>
-          <w:sz w:val="21"/>
-          <w:szCs w:val="21"/>
-        </w:rPr>
-        <w:t xml:space="preserve">Tools: [z. B. Google Workspace, Notion, Canva, Slack, Zoom, ChatGPT]</w:t>
-      </w:r>
-    </w:p>
-    <w:p>
-      <w:pPr>
-        <w:pStyle w:val="ListParagraph"/>
-        <w:numPr>
-          <w:ilvl w:val="0"/>
-          <w:numId w:val="2"/>
-        </w:numPr>
-        <w:spacing w:after="100" w:line="330"/>
-      </w:pPr>
-      <w:r>
-        <w:rPr>
-          <w:sz w:val="21"/>
-          <w:szCs w:val="21"/>
-        </w:rPr>
-        <w:t xml:space="preserve">Kommunikation: [z. B. schriftlich stark, telefonsicher, kundenerprobt]</w:t>
-      </w:r>
-    </w:p>
-    <w:p>
-      <w:pPr>
-        <w:pBdr>
-          <w:bottom w:val="single" w:color="DDD6C6" w:sz="4"/>
-        </w:pBdr>
-        <w:spacing w:after="160" w:before="360"/>
-      </w:pPr>
-      <w:r>
-        <w:rPr>
-          <w:b/>
-          <w:bCs/>
-          <w:color w:val="A8842E"/>
-          <w:spacing w:val="40"/>
-          <w:sz w:val="20"/>
-          <w:szCs w:val="20"/>
-        </w:rPr>
-        <w:t xml:space="preserve">AUSBILDUNG</w:t>
-      </w:r>
-    </w:p>
-    <w:p>
-      <w:pPr>
-        <w:spacing w:after="80" w:line="330"/>
-      </w:pPr>
-      <w:r>
-        <w:t xml:space="preserve">[Abschluss/Ausbildung] – [Institution], [Jahr]</w:t>
-      </w:r>
-    </w:p>
-    <w:p>
-      <w:pPr>
-        <w:spacing w:after="160" w:line="330"/>
-      </w:pPr>
-      <w:r>
-        <w:rPr>
-          <w:color w:val="6F6B60"/>
-          <w:sz w:val="19"/>
-          <w:szCs w:val="19"/>
-        </w:rPr>
-        <w:t xml:space="preserve">[Zertifikate, z. B. HubSpot Customer Service Zertifikat, 2026]</w:t>
-      </w:r>
-    </w:p>
-    <w:p>
-      <w:pPr>
-        <w:pBdr>
-          <w:bottom w:val="single" w:color="DDD6C6" w:sz="4"/>
-        </w:pBdr>
-        <w:spacing w:after="160" w:before="360"/>
-      </w:pPr>
-      <w:r>
-        <w:rPr>
-          <w:b/>
-          <w:bCs/>
-          <w:color w:val="A8842E"/>
-          <w:spacing w:val="40"/>
-          <w:sz w:val="20"/>
-          <w:szCs w:val="20"/>
-        </w:rPr>
-        <w:t xml:space="preserve">SPRACHEN</w:t>
-      </w:r>
-    </w:p>
-    <w:p>
-      <w:pPr>
-        <w:spacing w:after="160" w:line="330"/>
-      </w:pPr>
-      <w:r>
-        <w:t xml:space="preserve">Deutsch (Muttersprache) · Englisch ([A2–C1]) · [weitere]</w:t>
       </w:r>
     </w:p>
     <w:sectPr>
